--- a/docs/response.cps.docx
+++ b/docs/response.cps.docx
@@ -2,7 +2,7 @@
 <file path=word/document.xml><?xml version="1.0" encoding="utf-8"?>
 <w:document xmlns:w="http://schemas.openxmlformats.org/wordprocessingml/2006/main" xmlns:m="http://schemas.openxmlformats.org/officeDocument/2006/math" xmlns:r="http://schemas.openxmlformats.org/officeDocument/2006/relationships" xmlns:o="urn:schemas-microsoft-com:office:office" xmlns:v="urn:schemas-microsoft-com:vml" xmlns:w10="urn:schemas-microsoft-com:office:word" xmlns:a="http://schemas.openxmlformats.org/drawingml/2006/main" xmlns:pic="http://schemas.openxmlformats.org/drawingml/2006/picture" xmlns:wp="http://schemas.openxmlformats.org/drawingml/2006/wordprocessingDrawing">
   <w:body>
-    <w:bookmarkStart w:id="59" w:name="response-to-reviewers"/>
+    <w:bookmarkStart w:id="60" w:name="response-to-reviewers"/>
     <w:p>
       <w:pPr>
         <w:pStyle w:val="Heading1"/>
@@ -145,7 +145,7 @@
         <w:t xml:space="preserve"> </w:t>
       </w:r>
       <w:r>
-        <w:t xml:space="preserve">Most reported that the instructions were clear; a minority noted difficulty understanding the instruction to return to the same script, which will be clarified in future versions.</w:t>
+        <w:t xml:space="preserve">Most reported that the instructions were clear; a minority noted difficulty understanding the instructions to return to the same script.</w:t>
       </w:r>
     </w:p>
     <w:p>
@@ -171,7 +171,15 @@
         <w:t xml:space="preserve"> </w:t>
       </w:r>
       <w:r>
-        <w:t xml:space="preserve">This was added to the manuscript, as follows under the heading “Stakeholder Feedback and Acceptability)</w:t>
+        <w:t xml:space="preserve">This was added to the manuscript in appropriate locations:</w:t>
+      </w:r>
+    </w:p>
+    <w:p>
+      <w:pPr>
+        <w:pStyle w:val="BodyText"/>
+      </w:pPr>
+      <w:r>
+        <w:t xml:space="preserve">Methods:</w:t>
       </w:r>
     </w:p>
     <w:p>
@@ -183,7 +191,7 @@
           <w:bCs/>
           <w:b/>
         </w:rPr>
-        <w:t xml:space="preserve">Stakeholder Feedback and Acceptability</w:t>
+        <w:t xml:space="preserve">Intervention Development and Acceptability:</w:t>
       </w:r>
       <w:r>
         <w:t xml:space="preserve"> </w:t>
@@ -195,31 +203,57 @@
         <w:t xml:space="preserve"> </w:t>
       </w:r>
       <w:r>
-        <w:t xml:space="preserve">Revisions continued until the protocol was judged acceptable and effective.</w:t>
-      </w:r>
-      <w:r>
-        <w:t xml:space="preserve"> </w:t>
-      </w:r>
-      <w:r>
-        <w:t xml:space="preserve">In the present study, most participants reported that the instructions were clear; a minority indicated difficulty understanding the instruction to return to the same script, which will be clarified in future versions.</w:t>
-      </w:r>
-      <w:r>
-        <w:t xml:space="preserve"> </w:t>
-      </w:r>
-      <w:r>
-        <w:t xml:space="preserve">Task difficulty was reported by 25% of participants in the NIW condition and 26% in the WET condition, whereas 42% and 26%, respectively, described the task as pleasant or useful.</w:t>
-      </w:r>
-      <w:r>
-        <w:t xml:space="preserve"> </w:t>
-      </w:r>
-      <w:r>
-        <w:t xml:space="preserve">At the two-month follow-up, 25% of NIW participants and 55% of WET participants reported improvements in quality of life, and 38% and 41%, respectively, reported continued application of skills learned during the intervention.</w:t>
-      </w:r>
-      <w:r>
-        <w:t xml:space="preserve"> </w:t>
-      </w:r>
-      <w:r>
-        <w:t xml:space="preserve">These findings indicate that the intervention was acceptable and generally well-received, with specific procedural elements that can be refined through additional participatory feedback.</w:t>
+        <w:t xml:space="preserve">Revisions were made across cycles until the protocol was judged acceptable for implementation.</w:t>
+      </w:r>
+      <w:r>
+        <w:t xml:space="preserve"> </w:t>
+      </w:r>
+      <w:r>
+        <w:t xml:space="preserve">Acceptability and perceived usefulness were assessed in the present study using post-intervention and follow-up self-report items.</w:t>
+      </w:r>
+    </w:p>
+    <w:p>
+      <w:pPr>
+        <w:pStyle w:val="FirstParagraph"/>
+      </w:pPr>
+      <w:r>
+        <w:t xml:space="preserve">Results:</w:t>
+      </w:r>
+    </w:p>
+    <w:p>
+      <w:pPr>
+        <w:pStyle w:val="BlockText"/>
+      </w:pPr>
+      <w:r>
+        <w:t xml:space="preserve">Most participants reported that the instructions were clear, although a minority had difficulty understanding the requirement to return to the same script, which will be clarified in future versions.</w:t>
+      </w:r>
+      <w:r>
+        <w:t xml:space="preserve"> </w:t>
+      </w:r>
+      <w:r>
+        <w:t xml:space="preserve">In NIW, 25% of participants reported that the task was difficult and 42% described it as pleasant or useful; in WET, the corresponding proportions were 26% and 26%.</w:t>
+      </w:r>
+      <w:r>
+        <w:t xml:space="preserve"> </w:t>
+      </w:r>
+      <w:r>
+        <w:t xml:space="preserve">At the two-month follow-up, 25% of NIW participants and 55% of WET participants reported improvements in quality of life, and 38% and 41%, respectively, reported continued use of skills learned during the intervention.</w:t>
+      </w:r>
+    </w:p>
+    <w:p>
+      <w:pPr>
+        <w:pStyle w:val="FirstParagraph"/>
+      </w:pPr>
+      <w:r>
+        <w:t xml:space="preserve">Discussion:</w:t>
+      </w:r>
+    </w:p>
+    <w:p>
+      <w:pPr>
+        <w:pStyle w:val="BlockText"/>
+      </w:pPr>
+      <w:r>
+        <w:t xml:space="preserve">Beyond symptom change, both interventions were rated as highly credible, suggesting that participants perceived them as logical and emotionally compelling. Although a minority of participants described the writing task as difficult, overall acceptability was high, and many participants—particularly in the WET condition—reported improvements in quality of life and continued application of learned skills at follow-up. Importantly, judge-rated engagement with core threats was associated with greater symptom improvement, especially at two months, highlighting engagement as a potential implementation-sensitive factor. Together, these findings suggest that self-guided WET is not only effective but also acceptable and feasible, while underscoring the importance of optimizing instructional clarity and engagement to maximize longer-term benefit.</w:t>
       </w:r>
     </w:p>
     <w:p>
@@ -230,7 +264,7 @@
       </w:r>
     </w:p>
     <w:bookmarkEnd w:id="20"/>
-    <w:bookmarkStart w:id="23" w:name="reviewer-1"/>
+    <w:bookmarkStart w:id="22" w:name="reviewer-1"/>
     <w:p>
       <w:pPr>
         <w:pStyle w:val="Heading2"/>
@@ -547,10 +581,10 @@
         <w:t xml:space="preserve"> </w:t>
       </w:r>
       <w:r>
-        <w:t xml:space="preserve">(see Eronen, 2020)</w:t>
-      </w:r>
-      <w:r>
-        <w:t xml:space="preserve">, our goal is to identify correlations that may signal causal relationships.</w:t>
+        <w:t xml:space="preserve">(see Eronen 2020)</w:t>
+      </w:r>
+      <w:r>
+        <w:t xml:space="preserve">, our goal is to identify correlations that may signal candidate causal relationships.</w:t>
       </w:r>
     </w:p>
     <w:p>
@@ -664,13 +698,13 @@
         <w:pStyle w:val="BlockText"/>
       </w:pPr>
       <w:r>
-        <w:t xml:space="preserve">Central to pathological fear is an inflated sense of threat, making perceived threat reduction key to alleviating anxiety</w:t>
-      </w:r>
-      <w:r>
-        <w:t xml:space="preserve"> </w:t>
-      </w:r>
-      <w:r>
-        <w:t xml:space="preserve">(Zlotnick &amp; Huppert, 2025b)</w:t>
+        <w:t xml:space="preserve">Central to pathological fear is an inflated sense of threat, making fear reduction key to alleviating anxiety</w:t>
+      </w:r>
+      <w:r>
+        <w:t xml:space="preserve"> </w:t>
+      </w:r>
+      <w:r>
+        <w:t xml:space="preserve">(Zlotnick and Huppert 2025)</w:t>
       </w:r>
       <w:r>
         <w:t xml:space="preserve">.</w:t>
@@ -679,13 +713,13 @@
         <w:t xml:space="preserve"> </w:t>
       </w:r>
       <w:r>
-        <w:t xml:space="preserve">Our findings showed WET reduced response to core threats more effectively than NIW.</w:t>
-      </w:r>
-      <w:r>
-        <w:t xml:space="preserve"> </w:t>
-      </w:r>
-      <w:r>
-        <w:t xml:space="preserve">The rate of threat-response reduction between Sessions 1 and 2 predicted symptom improvement by Session 4, supporting temporal precedence.</w:t>
+        <w:t xml:space="preserve">Our findings showed WET reduced fear responses to core threats more effectively than NIW.</w:t>
+      </w:r>
+      <w:r>
+        <w:t xml:space="preserve"> </w:t>
+      </w:r>
+      <w:r>
+        <w:t xml:space="preserve">The rate of fear reduction between Sessions 1 and 2 predicted symptom improvement by Session 4, supporting temporal precedence.</w:t>
       </w:r>
     </w:p>
     <w:p>
@@ -693,19 +727,19 @@
         <w:pStyle w:val="BlockText"/>
       </w:pPr>
       <w:r>
-        <w:t xml:space="preserve">Most change in core threat responses occurred early, with minimal additional reduction thereafter despite continued symptom improvements.</w:t>
-      </w:r>
-      <w:r>
-        <w:t xml:space="preserve"> </w:t>
-      </w:r>
-      <w:r>
-        <w:t xml:space="preserve">This pattern suggests that early engagement with feared material may rapidly reduce perceived threat, while later sessions might improve these gains through processes such as distress tolerance or mastery.</w:t>
-      </w:r>
-      <w:r>
-        <w:t xml:space="preserve"> </w:t>
-      </w:r>
-      <w:r>
-        <w:t xml:space="preserve">Future research should test the dose–response relationship between intervention exposure and the degree of core threat reduction, and determine whether such early mechanism change is sufficient to produce enduring symptom improvement.</w:t>
+        <w:t xml:space="preserve">Most change in fear responses occurred early, with minimal additional reduction thereafter despite continued symptom improvements.</w:t>
+      </w:r>
+      <w:r>
+        <w:t xml:space="preserve"> </w:t>
+      </w:r>
+      <w:r>
+        <w:t xml:space="preserve">This pattern suggests that early engagement with threat material may rapidly reduce fear, while later sessions might improve these gains through processes such as distress tolerance or mastery.</w:t>
+      </w:r>
+      <w:r>
+        <w:t xml:space="preserve"> </w:t>
+      </w:r>
+      <w:r>
+        <w:t xml:space="preserve">Future research should test the dose–response relationship between intervention exposure and the degree of core threat fear reduction, and determine whether such early mechanism change is sufficient to produce enduring symptom improvement.</w:t>
       </w:r>
       <w:r>
         <w:t xml:space="preserve"> </w:t>
@@ -732,7 +766,7 @@
         <w:t xml:space="preserve"> </w:t>
       </w:r>
       <w:r>
-        <w:t xml:space="preserve">(Sloan &amp; Marx, 2019)</w:t>
+        <w:t xml:space="preserve">(Sloan and Marx 2019)</w:t>
       </w:r>
       <w:r>
         <w:t xml:space="preserve">—enhances the maintenance or magnitude of threat-reduction effects.</w:t>
@@ -842,127 +876,52 @@
         <w:pStyle w:val="BodyText"/>
       </w:pPr>
       <w:r>
-        <w:t xml:space="preserve">We appreciate the reviewer’s interest in this point.</w:t>
-      </w:r>
-      <w:r>
-        <w:t xml:space="preserve"> </w:t>
-      </w:r>
-      <w:r>
-        <w:t xml:space="preserve">The concept of</w:t>
-      </w:r>
-      <w:r>
-        <w:t xml:space="preserve"> </w:t>
-      </w:r>
-      <w:r>
-        <w:rPr>
-          <w:iCs/>
-          <w:i/>
-        </w:rPr>
-        <w:t xml:space="preserve">core threats</w:t>
-      </w:r>
-      <w:r>
-        <w:t xml:space="preserve"> </w:t>
-      </w:r>
-      <w:r>
-        <w:t xml:space="preserve">is elaborated in detail in a recent theoretical paper</w:t>
-      </w:r>
-      <w:r>
-        <w:t xml:space="preserve"> </w:t>
-      </w:r>
-      <w:r>
-        <w:t xml:space="preserve">(Zlotnick &amp; Huppert, 2025b)</w:t>
-      </w:r>
-      <w:r>
-        <w:t xml:space="preserve">, and in a methodological paper</w:t>
-      </w:r>
-      <w:r>
-        <w:t xml:space="preserve"> </w:t>
-      </w:r>
-      <w:r>
-        <w:t xml:space="preserve">(Zlotnick &amp; Huppert, 2025a)</w:t>
-      </w:r>
-      <w:r>
-        <w:t xml:space="preserve"> </w:t>
-      </w:r>
-      <w:r>
-        <w:t xml:space="preserve">describing the</w:t>
-      </w:r>
-      <w:r>
-        <w:t xml:space="preserve"> </w:t>
-      </w:r>
+        <w:t xml:space="preserve">We appreciate the reviewer’s comment and agree that the original manuscript relied too heavily on illustrative vignettes to support claims about core-threat engagement.</w:t>
+      </w:r>
+      <w:r>
+        <w:t xml:space="preserve"> </w:t>
+      </w:r>
+      <w:r>
+        <w:t xml:space="preserve">The theoretical framework underlying core threats, as well as the Core Threat Structured Interview used to identify them, are described in detail elsewhere</w:t>
+      </w:r>
+      <w:r>
+        <w:t xml:space="preserve"> </w:t>
+      </w:r>
+      <w:r>
+        <w:t xml:space="preserve">(Zlotnick and Huppert 2025, 2026)</w:t>
+      </w:r>
+      <w:r>
+        <w:t xml:space="preserve">.</w:t>
+      </w:r>
+      <w:r>
+        <w:t xml:space="preserve"> </w:t>
+      </w:r>
+      <w:r>
+        <w:t xml:space="preserve">In response to this concern, we added a manualized content-coding procedure in which independent judges evaluated whether participants meaningfully engaged with their pre-identified core threat during the writing exercises.</w:t>
+      </w:r>
+      <w:r>
+        <w:t xml:space="preserve"> </w:t>
+      </w:r>
+      <w:r>
+        <w:t xml:space="preserve">This coding showed substantial inter-rater reliability and enabled formal analyses of engagement as a process variable.</w:t>
+      </w:r>
+      <w:r>
+        <w:t xml:space="preserve"> </w:t>
+      </w:r>
+      <w:r>
+        <w:t xml:space="preserve">We now report results showing that engagement with core threats was associated with better outcomes, particularly at follow-up, and discuss these findings as exploratory as detailed below.</w:t>
+      </w:r>
+    </w:p>
+    <w:p>
+      <w:pPr>
+        <w:pStyle w:val="BodyText"/>
+      </w:pPr>
       <w:r>
         <w:rPr>
           <w:bCs/>
           <w:b/>
         </w:rPr>
-        <w:t xml:space="preserve">Core Threat Structured Interview (CTSI)</w:t>
-      </w:r>
-      <w:r>
-        <w:t xml:space="preserve">, available at</w:t>
-      </w:r>
-      <w:r>
-        <w:t xml:space="preserve"> </w:t>
-      </w:r>
-      <w:hyperlink r:id="rId22">
-        <w:r>
-          <w:rPr>
-            <w:rStyle w:val="Hyperlink"/>
-          </w:rPr>
-          <w:t xml:space="preserve">https://github.com/eladzlot/ctsi-2025-public</w:t>
-        </w:r>
-      </w:hyperlink>
-      <w:r>
-        <w:t xml:space="preserve">.</w:t>
-      </w:r>
-      <w:r>
-        <w:t xml:space="preserve"> </w:t>
-      </w:r>
-      <w:r>
-        <w:t xml:space="preserve">The CTSI has demonstrated good reliability and validity in online administration.</w:t>
-      </w:r>
-    </w:p>
-    <w:p>
-      <w:pPr>
-        <w:pStyle w:val="BodyText"/>
-      </w:pPr>
-      <w:r>
-        <w:t xml:space="preserve">In the current study, an independent judge evaluated whether participants meaningfully engaged with their identified core threat at any point during the four writing sessions.</w:t>
-      </w:r>
-      <w:r>
-        <w:t xml:space="preserve"> </w:t>
-      </w:r>
-      <w:r>
-        <w:t xml:space="preserve">Thirty-one of fifty participants were rated as having done so.</w:t>
-      </w:r>
-      <w:r>
-        <w:t xml:space="preserve"> </w:t>
-      </w:r>
-      <w:r>
-        <w:t xml:space="preserve">Those who engaged with their core threat tended to show greater improvement, particularly at the two-month follow-up.</w:t>
-      </w:r>
-      <w:r>
-        <w:t xml:space="preserve"> </w:t>
-      </w:r>
-      <w:r>
-        <w:t xml:space="preserve">These analyses were exploratory and not preregistered, as the trial aimed to evaluate the intervention as a whole rather than engagement quality per se.</w:t>
-      </w:r>
-      <w:r>
-        <w:t xml:space="preserve"> </w:t>
-      </w:r>
-      <w:r>
-        <w:t xml:space="preserve">Nonetheless, the findings highlight the importance of enhancing engagement—for instance, by adding self-feedback to guide participants toward fuller threat engagement.</w:t>
-      </w:r>
-      <w:r>
-        <w:t xml:space="preserve"> </w:t>
-      </w:r>
-      <w:r>
-        <w:t xml:space="preserve">Future work will examine inter-rater reliability and imagery immersion (present tense, sensory, and emotional detail) as complementary indicators of engagement quality.</w:t>
-      </w:r>
-      <w:r>
-        <w:t xml:space="preserve"> </w:t>
-      </w:r>
-      <w:r>
-        <w:t xml:space="preserve">We add this to the discussion in the Responses to Core Threats section.</w:t>
+        <w:t xml:space="preserve">Methods:</w:t>
       </w:r>
     </w:p>
     <w:p>
@@ -970,19 +929,107 @@
         <w:pStyle w:val="BlockText"/>
       </w:pPr>
       <w:r>
-        <w:t xml:space="preserve">A trained judge also rated whether participants meaningfully engaged with their identified core threat at any point across the four writing sessions.</w:t>
-      </w:r>
-      <w:r>
-        <w:t xml:space="preserve"> </w:t>
-      </w:r>
-      <w:r>
-        <w:t xml:space="preserve">Thirty-one of fifty participants were judged to have engaged with their core threat.</w:t>
-      </w:r>
-      <w:r>
-        <w:t xml:space="preserve"> </w:t>
-      </w:r>
-      <w:r>
-        <w:t xml:space="preserve">Participants who engaged tended to show greater improvement, particularly at the two-month follow-up.</w:t>
+        <w:t xml:space="preserve">Following reviewer feedback, we conducted a manualized content-coding procedure to assess core-threat engagement in the writing exercises.</w:t>
+      </w:r>
+      <w:r>
+        <w:t xml:space="preserve"> </w:t>
+      </w:r>
+      <w:r>
+        <w:t xml:space="preserve">Two independent judges classified each participant’s four-wave exercise set as either engaged or not engaged, using a conservative binary rule: participants were coded as engaged if at least one wave explicitly and emotionally addressed their pre-identified core threat (see supplementary materials).</w:t>
+      </w:r>
+      <w:r>
+        <w:t xml:space="preserve"> </w:t>
+      </w:r>
+      <w:r>
+        <w:t xml:space="preserve">All participants were coded by the first judge, and a random subset of 20 participants (40%) was independently coded by the second judge to evaluate inter-rater reliability.</w:t>
+      </w:r>
+      <w:r>
+        <w:t xml:space="preserve"> </w:t>
+      </w:r>
+      <w:r>
+        <w:t xml:space="preserve">Inter-rater agreement was substantial (Cohen’s</w:t>
+      </w:r>
+      <w:r>
+        <w:t xml:space="preserve"> </w:t>
+      </w:r>
+      <m:oMath>
+        <m:r>
+          <m:t>κ</m:t>
+        </m:r>
+      </m:oMath>
+      <w:r>
+        <w:t xml:space="preserve"> </w:t>
+      </w:r>
+      <w:r>
+        <w:t xml:space="preserve">= 0.70, 95% CI [0.40, 1.00], 85.7% agreement).</w:t>
+      </w:r>
+    </w:p>
+    <w:p>
+      <w:pPr>
+        <w:pStyle w:val="FirstParagraph"/>
+      </w:pPr>
+      <w:r>
+        <w:rPr>
+          <w:bCs/>
+          <w:b/>
+        </w:rPr>
+        <w:t xml:space="preserve">Results:</w:t>
+      </w:r>
+    </w:p>
+    <w:p>
+      <w:pPr>
+        <w:pStyle w:val="BlockText"/>
+      </w:pPr>
+      <w:r>
+        <w:t xml:space="preserve">Most (n = 33, 66%) of the participants who completed WET were classified as having engaged with their identified core threat at least once across the four writing sessions.</w:t>
+      </w:r>
+      <w:r>
+        <w:t xml:space="preserve"> </w:t>
+      </w:r>
+      <w:r>
+        <w:t xml:space="preserve">Across all stages, participants who engaged showed better outcomes than those who did not.</w:t>
+      </w:r>
+    </w:p>
+    <w:p>
+      <w:pPr>
+        <w:pStyle w:val="BlockText"/>
+      </w:pPr>
+      <w:r>
+        <w:t xml:space="preserve">During treatment, engaged participants showed a small advantage over non-engaged participants (d = 0.32, 89% CI [-0.16, 0.79], P(&gt;0) = 86%).</w:t>
+      </w:r>
+      <w:r>
+        <w:t xml:space="preserve"> </w:t>
+      </w:r>
+      <w:r>
+        <w:t xml:space="preserve">At the one-week follow-up the difference was larger and statistically reliable (d = 0.37, 89% CI [-0.16, 0.86], P(&gt;0) = 88%), whereas at the two-month follow-up the estimated difference was smaller and less certain (d = 0.29, 89% CI [-0.26, 0.84], P(&gt;0) = 80%).</w:t>
+      </w:r>
+    </w:p>
+    <w:p>
+      <w:pPr>
+        <w:pStyle w:val="BlockText"/>
+      </w:pPr>
+      <w:r>
+        <w:t xml:space="preserve">When compared with the NIW group, outcomes during treatment were similar (d = 0.01, 89% CI [-0.38, 0.40], P(&gt;0) = 51%). A modest advantage was observed for engagers at the one-week follow-up (d = 0.24, 89% CI [-0.18, 0.67], P(&gt;0) = 81%), and by the two-month follow-up the difference was larger and statistically reliable (d = 0.40, 89% CI [-0.05, 0.86], P(&gt;0) = 92%).</w:t>
+      </w:r>
+    </w:p>
+    <w:p>
+      <w:pPr>
+        <w:pStyle w:val="FirstParagraph"/>
+      </w:pPr>
+      <w:r>
+        <w:rPr>
+          <w:bCs/>
+          <w:b/>
+        </w:rPr>
+        <w:t xml:space="preserve">Discussion:</w:t>
+      </w:r>
+    </w:p>
+    <w:p>
+      <w:pPr>
+        <w:pStyle w:val="BlockText"/>
+      </w:pPr>
+      <w:r>
+        <w:t xml:space="preserve">Participant engagement predicted improvement particularly at the two month follow-up.</w:t>
       </w:r>
       <w:r>
         <w:t xml:space="preserve"> </w:t>
@@ -1134,7 +1181,7 @@
           <w:iCs/>
           <w:i/>
         </w:rPr>
-        <w:t xml:space="preserve">OASIS = transdiagnostic anxiety severity; WSAS = functional impairment.</w:t>
+        <w:t xml:space="preserve">OASIS = Overall Anxiety Severity and Impairment Scale; WSAS = Work and Social Adjustment Scale.</w:t>
       </w:r>
       <w:r>
         <w:t xml:space="preserve">”</w:t>
@@ -1211,7 +1258,7 @@
         <w:t xml:space="preserve"> </w:t>
       </w:r>
       <w:r>
-        <w:t xml:space="preserve">Engagement ratings were based on a single judge, and all measures were self-reported online, limiting external verification.</w:t>
+        <w:t xml:space="preserve">All measures were self-reported online, limiting external verification.</w:t>
       </w:r>
       <w:r>
         <w:t xml:space="preserve"> </w:t>
@@ -1234,8 +1281,8 @@
         <w:t xml:space="preserve">Together, these changes ensure that the tables, text, and limitations are complete and transparent.</w:t>
       </w:r>
     </w:p>
-    <w:bookmarkEnd w:id="23"/>
-    <w:bookmarkStart w:id="24" w:name="reviewer-2"/>
+    <w:bookmarkEnd w:id="22"/>
+    <w:bookmarkStart w:id="23" w:name="reviewer-2"/>
     <w:p>
       <w:pPr>
         <w:pStyle w:val="Heading2"/>
@@ -1722,7 +1769,7 @@
         <w:t xml:space="preserve"> </w:t>
       </w:r>
       <w:r>
-        <w:t xml:space="preserve">(Craske et al., 2008; Foa &amp; Kozak, 1986)</w:t>
+        <w:t xml:space="preserve">(Foa and Kozak 1986; Craske et al. 2008)</w:t>
       </w:r>
       <w:r>
         <w:t xml:space="preserve">.</w:t>
@@ -1753,7 +1800,7 @@
         <w:t xml:space="preserve"> </w:t>
       </w:r>
       <w:r>
-        <w:t xml:space="preserve">(Craske et al., 2008; Hayes et al., 1999)</w:t>
+        <w:t xml:space="preserve">(Craske et al. 2008; Hayes, Strosahl, and Wilson 1999)</w:t>
       </w:r>
       <w:r>
         <w:t xml:space="preserve">.</w:t>
@@ -1784,7 +1831,7 @@
         <w:t xml:space="preserve"> </w:t>
       </w:r>
       <w:r>
-        <w:t xml:space="preserve">(Rassin et al., 1999; Thompson-Hollands et al., 2013)</w:t>
+        <w:t xml:space="preserve">(Rassin et al. 1999; Thompson-Hollands, Farchione, and Barlow 2013)</w:t>
       </w:r>
       <w:r>
         <w:t xml:space="preserve">. We hypothesized that experiencing negative imagery without consequences would reduce thought fusion, improving outcomes.</w:t>
@@ -1875,88 +1922,97 @@
         <w:t xml:space="preserve"> </w:t>
       </w:r>
       <w:r>
-        <w:t xml:space="preserve">Reductions in perceived threat, indexed by state anxiety during imagining the core threat [BSAM;</w:t>
-      </w:r>
-      <w:r>
-        <w:t xml:space="preserve"> </w:t>
-      </w:r>
-      <w:r>
-        <w:t xml:space="preserve">Berg et al. (1998)</w:t>
-      </w:r>
-      <w:r>
-        <w:t xml:space="preserve">], reflect habituation or extinction processes.</w:t>
-      </w:r>
-      <w:r>
-        <w:t xml:space="preserve"> </w:t>
-      </w:r>
-      <w:r>
-        <w:t xml:space="preserve">Broader regulatory and cognitive mechanisms included distress tolerance [DTS;</w:t>
-      </w:r>
-      <w:r>
-        <w:t xml:space="preserve"> </w:t>
-      </w:r>
-      <w:r>
-        <w:t xml:space="preserve">Simons &amp; Gaher (2005)</w:t>
-      </w:r>
-      <w:r>
-        <w:t xml:space="preserve">], reflecting the ability to endure negative emotion, self-compassion [SCS;</w:t>
-      </w:r>
-      <w:r>
-        <w:t xml:space="preserve"> </w:t>
-      </w:r>
-      <w:r>
-        <w:t xml:space="preserve">Raes et al. (2011)</w:t>
-      </w:r>
-      <w:r>
-        <w:t xml:space="preserve">], representing adaptive self-relating and emotional regulation; and thought–action fusion [TAF-R;</w:t>
-      </w:r>
-      <w:r>
-        <w:t xml:space="preserve"> </w:t>
-      </w:r>
-      <w:r>
-        <w:t xml:space="preserve">Shafran et al. (1996)</w:t>
-      </w:r>
-      <w:r>
-        <w:t xml:space="preserve">], the belief that thoughts can cause or prevent real outcomes.</w:t>
-      </w:r>
-      <w:r>
-        <w:t xml:space="preserve"> </w:t>
-      </w:r>
-      <w:r>
-        <w:t xml:space="preserve">Metacognitive beliefs [MCQ-30;</w:t>
-      </w:r>
-      <w:r>
-        <w:t xml:space="preserve"> </w:t>
-      </w:r>
-      <w:r>
-        <w:t xml:space="preserve">Wells &amp; Cartwright-Hatton (2004)</w:t>
-      </w:r>
-      <w:r>
-        <w:t xml:space="preserve">] and core schemas [BCSS;</w:t>
-      </w:r>
-      <w:r>
-        <w:t xml:space="preserve"> </w:t>
-      </w:r>
-      <w:r>
-        <w:t xml:space="preserve">Fowler et al. (2006)</w:t>
-      </w:r>
-      <w:r>
-        <w:t xml:space="preserve">] indexed higher-order beliefs about control, self, and others.</w:t>
-      </w:r>
-      <w:r>
-        <w:t xml:space="preserve"> </w:t>
-      </w:r>
-      <w:r>
-        <w:t xml:space="preserve">Finally, imagery-specific reactions [IFES;</w:t>
-      </w:r>
-      <w:r>
-        <w:t xml:space="preserve"> </w:t>
-      </w:r>
-      <w:r>
-        <w:t xml:space="preserve">Deeprose et al. (2011)</w:t>
-      </w:r>
-      <w:r>
-        <w:t xml:space="preserve">] captured distress, intrusiveness, and avoidance in response to personally salient imagery.</w:t>
+        <w:t xml:space="preserve">Reductions in fear, indexed by state anxiety during imagining the core threat</w:t>
+      </w:r>
+      <w:r>
+        <w:t xml:space="preserve"> </w:t>
+      </w:r>
+      <w:r>
+        <w:t xml:space="preserve">(BSAM; Berg et al. 1998)</w:t>
+      </w:r>
+      <w:r>
+        <w:t xml:space="preserve">, reflect habituation or extinction processes.</w:t>
+      </w:r>
+      <w:r>
+        <w:t xml:space="preserve"> </w:t>
+      </w:r>
+      <w:r>
+        <w:t xml:space="preserve">Broader regulatory and cognitive mechanisms included distress tolerance</w:t>
+      </w:r>
+      <w:r>
+        <w:t xml:space="preserve"> </w:t>
+      </w:r>
+      <w:r>
+        <w:t xml:space="preserve">(DTS; Simons and Gaher 2005)</w:t>
+      </w:r>
+      <w:r>
+        <w:t xml:space="preserve">, reflecting the ability to endure negative emotion, self-compassion</w:t>
+      </w:r>
+      <w:r>
+        <w:t xml:space="preserve"> </w:t>
+      </w:r>
+      <w:r>
+        <w:t xml:space="preserve">(SCS; Raes et al. 2011)</w:t>
+      </w:r>
+      <w:r>
+        <w:t xml:space="preserve">, representing adaptive self-relating and emotional regulation; and thought–action fusion</w:t>
+      </w:r>
+      <w:r>
+        <w:t xml:space="preserve"> </w:t>
+      </w:r>
+      <w:r>
+        <w:t xml:space="preserve">(TAF-R; Shafran, Thordarson, and Rachman 1996)</w:t>
+      </w:r>
+      <w:r>
+        <w:t xml:space="preserve">, the belief that thoughts can cause or prevent real outcomes.</w:t>
+      </w:r>
+      <w:r>
+        <w:t xml:space="preserve"> </w:t>
+      </w:r>
+      <w:r>
+        <w:t xml:space="preserve">Metacognitive beliefs</w:t>
+      </w:r>
+      <w:r>
+        <w:t xml:space="preserve"> </w:t>
+      </w:r>
+      <w:r>
+        <w:t xml:space="preserve">(MCQ-30; Wells and Cartwright-Hatton 2004)</w:t>
+      </w:r>
+      <w:r>
+        <w:t xml:space="preserve"> </w:t>
+      </w:r>
+      <w:r>
+        <w:t xml:space="preserve">and core schemas</w:t>
+      </w:r>
+      <w:r>
+        <w:t xml:space="preserve"> </w:t>
+      </w:r>
+      <w:r>
+        <w:t xml:space="preserve">(BCSS; Fowler et al. 2006)</w:t>
+      </w:r>
+      <w:r>
+        <w:t xml:space="preserve"> </w:t>
+      </w:r>
+      <w:r>
+        <w:t xml:space="preserve">indexed higher-order beliefs about control, self, and others.</w:t>
+      </w:r>
+      <w:r>
+        <w:t xml:space="preserve"> </w:t>
+      </w:r>
+      <w:r>
+        <w:t xml:space="preserve">Finally, imagery-specific reactions</w:t>
+      </w:r>
+      <w:r>
+        <w:t xml:space="preserve"> </w:t>
+      </w:r>
+      <w:r>
+        <w:t xml:space="preserve">(IFES; Deeprose, Malik, and Holmes 2011)</w:t>
+      </w:r>
+      <w:r>
+        <w:t xml:space="preserve"> </w:t>
+      </w:r>
+      <w:r>
+        <w:t xml:space="preserve">captured distress, intrusiveness, and avoidance in response to personally salient imagery.</w:t>
       </w:r>
       <w:r>
         <w:t xml:space="preserve"> </w:t>
@@ -2095,7 +2151,7 @@
         <w:t xml:space="preserve"> </w:t>
       </w:r>
       <w:r>
-        <w:t xml:space="preserve">(Zlotnick &amp; Huppert, 2025a)</w:t>
+        <w:t xml:space="preserve">(Zlotnick and Huppert 2026)</w:t>
       </w:r>
       <w:r>
         <w:t xml:space="preserve">.</w:t>
@@ -2112,23 +2168,13 @@
         <w:pStyle w:val="BodyText"/>
       </w:pPr>
       <w:r>
-        <w:t xml:space="preserve">As elaborated in</w:t>
-      </w:r>
-      <w:r>
-        <w:t xml:space="preserve"> </w:t>
-      </w:r>
-      <w:r>
-        <w:rPr>
-          <w:iCs/>
-          <w:i/>
-        </w:rPr>
-        <w:t xml:space="preserve">The Motivational Anatomy of Fear</w:t>
-      </w:r>
-      <w:r>
-        <w:t xml:space="preserve"> </w:t>
-      </w:r>
-      <w:r>
-        <w:t xml:space="preserve">(Zlotnick &amp; Huppert, 2025b)</w:t>
+        <w:t xml:space="preserve">As elaborated by Zlotnick and Huppert</w:t>
+      </w:r>
+      <w:r>
+        <w:t xml:space="preserve"> </w:t>
+      </w:r>
+      <w:r>
+        <w:t xml:space="preserve">(2025)</w:t>
       </w:r>
       <w:r>
         <w:t xml:space="preserve">,</w:t>
@@ -2213,7 +2259,7 @@
         <w:t xml:space="preserve"> </w:t>
       </w:r>
       <w:r>
-        <w:t xml:space="preserve">(Zlotnick &amp; Huppert, 2025a)</w:t>
+        <w:t xml:space="preserve">(Zlotnick and Huppert 2026)</w:t>
       </w:r>
       <w:r>
         <w:t xml:space="preserve">.</w:t>
@@ -2244,7 +2290,16 @@
         <w:t xml:space="preserve"> </w:t>
       </w:r>
       <w:r>
-        <w:t xml:space="preserve">We believe this approach captures the central motivational theme underlying multiple situational fears and thus provides efficient coverage of the broader threat system.</w:t>
+        <w:t xml:space="preserve">We believe this approach captures the central motivational theme underlying multiple situational fears and thus provides efficient coverage of the broader threat system</w:t>
+      </w:r>
+      <w:r>
+        <w:t xml:space="preserve"> </w:t>
+      </w:r>
+      <w:r>
+        <w:t xml:space="preserve">(Zlotnick and Huppert 2025)</w:t>
+      </w:r>
+      <w:r>
+        <w:t xml:space="preserve">.</w:t>
       </w:r>
       <w:r>
         <w:t xml:space="preserve"> </w:t>
@@ -2387,7 +2442,7 @@
           <w:iCs/>
           <w:i/>
         </w:rPr>
-        <w:t xml:space="preserve">Procedure</w:t>
+        <w:t xml:space="preserve">Intervention</w:t>
       </w:r>
       <w:r>
         <w:t xml:space="preserve"> </w:t>
@@ -2401,7 +2456,32 @@
         <w:pStyle w:val="BlockText"/>
       </w:pPr>
       <w:r>
-        <w:t xml:space="preserve">The WET group received exposure-based psychoeducation, which emphasized how confronting distressing material could reduce emotional impact over time.</w:t>
+        <w:rPr>
+          <w:bCs/>
+          <w:b/>
+        </w:rPr>
+        <w:t xml:space="preserve">Written Exposure Therapy (WET).</w:t>
+      </w:r>
+      <w:r>
+        <w:t xml:space="preserve"> </w:t>
+      </w:r>
+      <w:r>
+        <w:t xml:space="preserve">Participants received brief exposure-based psychoeducation emphasizing that repeated engagement with distressing material reduces emotional impact</w:t>
+      </w:r>
+      <w:r>
+        <w:t xml:space="preserve"> </w:t>
+      </w:r>
+      <w:r>
+        <w:t xml:space="preserve">(cf. Benito et al. 2024)</w:t>
+      </w:r>
+      <w:r>
+        <w:t xml:space="preserve">.</w:t>
+      </w:r>
+      <w:r>
+        <w:t xml:space="preserve"> </w:t>
+      </w:r>
+      <w:r>
+        <w:t xml:space="preserve">They then repeatedly expanded their personalized threat script through detailed writing focused on feared content, attending to their thoughts and emotions.</w:t>
       </w:r>
     </w:p>
     <w:p>
@@ -2436,8 +2516,8 @@
         <w:t xml:space="preserve">We ensured that the supplementary materials, including full instructions, are now accessible.</w:t>
       </w:r>
     </w:p>
-    <w:bookmarkEnd w:id="24"/>
-    <w:bookmarkStart w:id="58" w:name="bibliography"/>
+    <w:bookmarkEnd w:id="23"/>
+    <w:bookmarkStart w:id="59" w:name="bibliography"/>
     <w:p>
       <w:pPr>
         <w:pStyle w:val="Heading2"/>
@@ -2446,14 +2526,63 @@
         <w:t xml:space="preserve">Bibliography</w:t>
       </w:r>
     </w:p>
-    <w:bookmarkStart w:id="57" w:name="refs"/>
-    <w:bookmarkStart w:id="26" w:name="ref-bergAreEmotionsFrightening1998"/>
+    <w:bookmarkStart w:id="58" w:name="refs"/>
+    <w:bookmarkStart w:id="25" w:name="ref-benitoMechanismsChangeExposure2024"/>
     <w:p>
       <w:pPr>
         <w:pStyle w:val="Bibliography"/>
       </w:pPr>
       <w:r>
-        <w:t xml:space="preserve">Berg, C. Z., Shapiro, N., Chambless, D. L., &amp; Ahrens, A. H. (1998). Are emotions frightening? II: an analogue study of fear of emotion, interpersonal conflict, and panic onset1.</w:t>
+        <w:t xml:space="preserve">Benito, Kristen, Andre Pittig, Jonathan Abramowitz, Joanna J. Arch, Denise Chavira, Rianne de Kleine, Alessandro S. De Nadai, et al. 2024.</w:t>
+      </w:r>
+      <w:r>
+        <w:t xml:space="preserve"> </w:t>
+      </w:r>
+      <w:r>
+        <w:t xml:space="preserve">“Mechanisms of Change in Exposure Therapy for Anxiety and Related Disorders: A Research Agenda.”</w:t>
+      </w:r>
+      <w:r>
+        <w:t xml:space="preserve"> </w:t>
+      </w:r>
+      <w:r>
+        <w:rPr>
+          <w:iCs/>
+          <w:i/>
+        </w:rPr>
+        <w:t xml:space="preserve">Clinical Psychological Science</w:t>
+      </w:r>
+      <w:r>
+        <w:t xml:space="preserve">, May, 21677026241240727.</w:t>
+      </w:r>
+      <w:r>
+        <w:t xml:space="preserve"> </w:t>
+      </w:r>
+      <w:hyperlink r:id="rId24">
+        <w:r>
+          <w:rPr>
+            <w:rStyle w:val="Hyperlink"/>
+          </w:rPr>
+          <w:t xml:space="preserve">https://doi.org/10.1177/21677026241240727</w:t>
+        </w:r>
+      </w:hyperlink>
+      <w:r>
+        <w:t xml:space="preserve">.</w:t>
+      </w:r>
+    </w:p>
+    <w:bookmarkEnd w:id="25"/>
+    <w:bookmarkStart w:id="27" w:name="ref-bergAreEmotionsFrightening1998"/>
+    <w:p>
+      <w:pPr>
+        <w:pStyle w:val="Bibliography"/>
+      </w:pPr>
+      <w:r>
+        <w:t xml:space="preserve">Berg, Carol Zaremba, Nancy Shapiro, Dianne L Chambless, and Anthony H Ahrens. 1998.</w:t>
+      </w:r>
+      <w:r>
+        <w:t xml:space="preserve"> </w:t>
+      </w:r>
+      <w:r>
+        <w:t xml:space="preserve">“Are Emotions Frightening? II: An Analogue Study of Fear of Emotion, Interpersonal Conflict, and Panic Onset1.”</w:t>
       </w:r>
       <w:r>
         <w:t xml:space="preserve"> </w:t>
@@ -2466,25 +2595,15 @@
         <w:t xml:space="preserve">Behaviour Research and Therapy</w:t>
       </w:r>
       <w:r>
-        <w:t xml:space="preserve">,</w:t>
-      </w:r>
-      <w:r>
-        <w:t xml:space="preserve"> </w:t>
-      </w:r>
-      <w:r>
-        <w:rPr>
-          <w:iCs/>
-          <w:i/>
-        </w:rPr>
-        <w:t xml:space="preserve">36</w:t>
-      </w:r>
-      <w:r>
-        <w:t xml:space="preserve">(1), 3–15.</w:t>
-      </w:r>
-      <w:r>
-        <w:t xml:space="preserve"> </w:t>
-      </w:r>
-      <w:hyperlink r:id="rId25">
+        <w:t xml:space="preserve"> </w:t>
+      </w:r>
+      <w:r>
+        <w:t xml:space="preserve">36 (1): 3–15.</w:t>
+      </w:r>
+      <w:r>
+        <w:t xml:space="preserve"> </w:t>
+      </w:r>
+      <w:hyperlink r:id="rId26">
         <w:r>
           <w:rPr>
             <w:rStyle w:val="Hyperlink"/>
@@ -2492,15 +2611,24 @@
           <w:t xml:space="preserve">https://doi.org/10.1016/S0005-7967(97)10027-4</w:t>
         </w:r>
       </w:hyperlink>
-    </w:p>
-    <w:bookmarkEnd w:id="26"/>
-    <w:bookmarkStart w:id="28" w:name="X87bb2bd46be58214e25748c38635a099ba430db"/>
+      <w:r>
+        <w:t xml:space="preserve">.</w:t>
+      </w:r>
+    </w:p>
+    <w:bookmarkEnd w:id="27"/>
+    <w:bookmarkStart w:id="29" w:name="X87bb2bd46be58214e25748c38635a099ba430db"/>
     <w:p>
       <w:pPr>
         <w:pStyle w:val="Bibliography"/>
       </w:pPr>
       <w:r>
-        <w:t xml:space="preserve">Craske, M. G., Kircanski, K., Zelikowsky, M., Mystkowski, J., Chowdhury, N., &amp; Baker, A. (2008). Optimizing inhibitory learning during exposure therapy.</w:t>
+        <w:t xml:space="preserve">Craske, Michelle G., Katharina Kircanski, Moriel Zelikowsky, Jayson Mystkowski, Najwa Chowdhury, and Aaron Baker. 2008.</w:t>
+      </w:r>
+      <w:r>
+        <w:t xml:space="preserve"> </w:t>
+      </w:r>
+      <w:r>
+        <w:t xml:space="preserve">“Optimizing inhibitory learning during exposure therapy.”</w:t>
       </w:r>
       <w:r>
         <w:t xml:space="preserve"> </w:t>
@@ -2513,25 +2641,15 @@
         <w:t xml:space="preserve">Behaviour Research and Therapy</w:t>
       </w:r>
       <w:r>
-        <w:t xml:space="preserve">,</w:t>
-      </w:r>
-      <w:r>
-        <w:t xml:space="preserve"> </w:t>
-      </w:r>
-      <w:r>
-        <w:rPr>
-          <w:iCs/>
-          <w:i/>
-        </w:rPr>
-        <w:t xml:space="preserve">46</w:t>
-      </w:r>
-      <w:r>
-        <w:t xml:space="preserve">(1), 5–27.</w:t>
-      </w:r>
-      <w:r>
-        <w:t xml:space="preserve"> </w:t>
-      </w:r>
-      <w:hyperlink r:id="rId27">
+        <w:t xml:space="preserve"> </w:t>
+      </w:r>
+      <w:r>
+        <w:t xml:space="preserve">46 (1): 5–27.</w:t>
+      </w:r>
+      <w:r>
+        <w:t xml:space="preserve"> </w:t>
+      </w:r>
+      <w:hyperlink r:id="rId28">
         <w:r>
           <w:rPr>
             <w:rStyle w:val="Hyperlink"/>
@@ -2539,15 +2657,24 @@
           <w:t xml:space="preserve">https://doi.org/10.1016/j.brat.2007.10.003</w:t>
         </w:r>
       </w:hyperlink>
-    </w:p>
-    <w:bookmarkEnd w:id="28"/>
-    <w:bookmarkStart w:id="30" w:name="X46258ef6afb2444ed491cd7ba0e79ce9d8537ce"/>
+      <w:r>
+        <w:t xml:space="preserve">.</w:t>
+      </w:r>
+    </w:p>
+    <w:bookmarkEnd w:id="29"/>
+    <w:bookmarkStart w:id="31" w:name="X46258ef6afb2444ed491cd7ba0e79ce9d8537ce"/>
     <w:p>
       <w:pPr>
         <w:pStyle w:val="Bibliography"/>
       </w:pPr>
       <w:r>
-        <w:t xml:space="preserve">Deeprose, C., Malik, A., &amp; Holmes, E. A. (2011). Measuring Intrusive Prospective Imagery using the Impact of Future Events Scale (IFES): Psychometric properties and relation to risk for Bipolar Disorder.</w:t>
+        <w:t xml:space="preserve">Deeprose, Catherine, Aiysha Malik, and Emily A. Holmes. 2011.</w:t>
+      </w:r>
+      <w:r>
+        <w:t xml:space="preserve"> </w:t>
+      </w:r>
+      <w:r>
+        <w:t xml:space="preserve">“Measuring Intrusive Prospective Imagery Using the Impact of Future Events Scale (IFES): Psychometric Properties and Relation to Risk for Bipolar Disorder.”</w:t>
       </w:r>
       <w:r>
         <w:t xml:space="preserve"> </w:t>
@@ -2560,25 +2687,15 @@
         <w:t xml:space="preserve">International Journal of Cognitive Therapy</w:t>
       </w:r>
       <w:r>
-        <w:t xml:space="preserve">,</w:t>
-      </w:r>
-      <w:r>
-        <w:t xml:space="preserve"> </w:t>
-      </w:r>
-      <w:r>
-        <w:rPr>
-          <w:iCs/>
-          <w:i/>
-        </w:rPr>
-        <w:t xml:space="preserve">4</w:t>
-      </w:r>
-      <w:r>
-        <w:t xml:space="preserve">(2), 187–196.</w:t>
-      </w:r>
-      <w:r>
-        <w:t xml:space="preserve"> </w:t>
-      </w:r>
-      <w:hyperlink r:id="rId29">
+        <w:t xml:space="preserve"> </w:t>
+      </w:r>
+      <w:r>
+        <w:t xml:space="preserve">4 (2): 187–96.</w:t>
+      </w:r>
+      <w:r>
+        <w:t xml:space="preserve"> </w:t>
+      </w:r>
+      <w:hyperlink r:id="rId30">
         <w:r>
           <w:rPr>
             <w:rStyle w:val="Hyperlink"/>
@@ -2586,15 +2703,24 @@
           <w:t xml:space="preserve">https://doi.org/10.1521/ijct.2011.4.2.187</w:t>
         </w:r>
       </w:hyperlink>
-    </w:p>
-    <w:bookmarkEnd w:id="30"/>
-    <w:bookmarkStart w:id="32" w:name="ref-eronenCausalDiscoveryProblem2020"/>
+      <w:r>
+        <w:t xml:space="preserve">.</w:t>
+      </w:r>
+    </w:p>
+    <w:bookmarkEnd w:id="31"/>
+    <w:bookmarkStart w:id="33" w:name="ref-eronenCausalDiscoveryProblem2020"/>
     <w:p>
       <w:pPr>
         <w:pStyle w:val="Bibliography"/>
       </w:pPr>
       <w:r>
-        <w:t xml:space="preserve">Eronen, M. I. (2020). Causal discovery and the problem of psychological interventions.</w:t>
+        <w:t xml:space="preserve">Eronen, Markus I. 2020.</w:t>
+      </w:r>
+      <w:r>
+        <w:t xml:space="preserve"> </w:t>
+      </w:r>
+      <w:r>
+        <w:t xml:space="preserve">“Causal Discovery and the Problem of Psychological Interventions.”</w:t>
       </w:r>
       <w:r>
         <w:t xml:space="preserve"> </w:t>
@@ -2607,25 +2733,15 @@
         <w:t xml:space="preserve">New Ideas in Psychology</w:t>
       </w:r>
       <w:r>
-        <w:t xml:space="preserve">,</w:t>
-      </w:r>
-      <w:r>
-        <w:t xml:space="preserve"> </w:t>
-      </w:r>
-      <w:r>
-        <w:rPr>
-          <w:iCs/>
-          <w:i/>
-        </w:rPr>
-        <w:t xml:space="preserve">59</w:t>
-      </w:r>
-      <w:r>
-        <w:t xml:space="preserve">, 100785.</w:t>
-      </w:r>
-      <w:r>
-        <w:t xml:space="preserve"> </w:t>
-      </w:r>
-      <w:hyperlink r:id="rId31">
+        <w:t xml:space="preserve"> </w:t>
+      </w:r>
+      <w:r>
+        <w:t xml:space="preserve">59 (December): 100785.</w:t>
+      </w:r>
+      <w:r>
+        <w:t xml:space="preserve"> </w:t>
+      </w:r>
+      <w:hyperlink r:id="rId32">
         <w:r>
           <w:rPr>
             <w:rStyle w:val="Hyperlink"/>
@@ -2633,15 +2749,24 @@
           <w:t xml:space="preserve">https://doi.org/10.1016/j.newideapsych.2020.100785</w:t>
         </w:r>
       </w:hyperlink>
-    </w:p>
-    <w:bookmarkEnd w:id="32"/>
-    <w:bookmarkStart w:id="34" w:name="ref-foaEmotionalProcessingFear1986"/>
+      <w:r>
+        <w:t xml:space="preserve">.</w:t>
+      </w:r>
+    </w:p>
+    <w:bookmarkEnd w:id="33"/>
+    <w:bookmarkStart w:id="35" w:name="ref-foaEmotionalProcessingFear1986"/>
     <w:p>
       <w:pPr>
         <w:pStyle w:val="Bibliography"/>
       </w:pPr>
       <w:r>
-        <w:t xml:space="preserve">Foa, E. B., &amp; Kozak, M. J. (1986). Emotional processing of fear: Exposure to corrective information.</w:t>
+        <w:t xml:space="preserve">Foa, Edna B., and Michael J. Kozak. 1986.</w:t>
+      </w:r>
+      <w:r>
+        <w:t xml:space="preserve"> </w:t>
+      </w:r>
+      <w:r>
+        <w:t xml:space="preserve">“Emotional Processing of Fear: Exposure to Corrective Information.”</w:t>
       </w:r>
       <w:r>
         <w:t xml:space="preserve"> </w:t>
@@ -2654,25 +2779,15 @@
         <w:t xml:space="preserve">Psychological Bulletin</w:t>
       </w:r>
       <w:r>
-        <w:t xml:space="preserve">,</w:t>
-      </w:r>
-      <w:r>
-        <w:t xml:space="preserve"> </w:t>
-      </w:r>
-      <w:r>
-        <w:rPr>
-          <w:iCs/>
-          <w:i/>
-        </w:rPr>
-        <w:t xml:space="preserve">99</w:t>
-      </w:r>
-      <w:r>
-        <w:t xml:space="preserve">(1), 20–35.</w:t>
-      </w:r>
-      <w:r>
-        <w:t xml:space="preserve"> </w:t>
-      </w:r>
-      <w:hyperlink r:id="rId33">
+        <w:t xml:space="preserve"> </w:t>
+      </w:r>
+      <w:r>
+        <w:t xml:space="preserve">99 (1): 20–35.</w:t>
+      </w:r>
+      <w:r>
+        <w:t xml:space="preserve"> </w:t>
+      </w:r>
+      <w:hyperlink r:id="rId34">
         <w:r>
           <w:rPr>
             <w:rStyle w:val="Hyperlink"/>
@@ -2680,15 +2795,24 @@
           <w:t xml:space="preserve">https://doi.org/10.1037/0033-2909.99.1.20</w:t>
         </w:r>
       </w:hyperlink>
-    </w:p>
-    <w:bookmarkEnd w:id="34"/>
-    <w:bookmarkStart w:id="36" w:name="ref-fowlerBriefCoreSchema2006"/>
+      <w:r>
+        <w:t xml:space="preserve">.</w:t>
+      </w:r>
+    </w:p>
+    <w:bookmarkEnd w:id="35"/>
+    <w:bookmarkStart w:id="37" w:name="ref-fowlerBriefCoreSchema2006"/>
     <w:p>
       <w:pPr>
         <w:pStyle w:val="Bibliography"/>
       </w:pPr>
       <w:r>
-        <w:t xml:space="preserve">Fowler, D., Freeman, D., Smith, B., Kuipers, E., Bebbington, P., Bashforth, H., Coker, S., Hodgekins, J., Gracie, A., Dunn, G., &amp; Garety, P. (2006). The Brief Core Schema Scales (BCSS): psychometric properties and associations with paranoia and grandiosity in non-clinical and psychosis samples.</w:t>
+        <w:t xml:space="preserve">Fowler, David, Daniel Freeman, Ben Smith, Elizabeth Kuipers, Paul Bebbington, Hannah Bashforth, Sian Coker, et al. 2006.</w:t>
+      </w:r>
+      <w:r>
+        <w:t xml:space="preserve"> </w:t>
+      </w:r>
+      <w:r>
+        <w:t xml:space="preserve">“The Brief Core Schema Scales (BCSS): psychometric properties and associations with paranoia and grandiosity in non-clinical and psychosis samples.”</w:t>
       </w:r>
       <w:r>
         <w:t xml:space="preserve"> </w:t>
@@ -2701,25 +2825,15 @@
         <w:t xml:space="preserve">Psychological Medicine</w:t>
       </w:r>
       <w:r>
-        <w:t xml:space="preserve">,</w:t>
-      </w:r>
-      <w:r>
-        <w:t xml:space="preserve"> </w:t>
-      </w:r>
-      <w:r>
-        <w:rPr>
-          <w:iCs/>
-          <w:i/>
-        </w:rPr>
-        <w:t xml:space="preserve">36</w:t>
-      </w:r>
-      <w:r>
-        <w:t xml:space="preserve">(6), 749–759.</w:t>
-      </w:r>
-      <w:r>
-        <w:t xml:space="preserve"> </w:t>
-      </w:r>
-      <w:hyperlink r:id="rId35">
+        <w:t xml:space="preserve"> </w:t>
+      </w:r>
+      <w:r>
+        <w:t xml:space="preserve">36 (6): 749–59.</w:t>
+      </w:r>
+      <w:r>
+        <w:t xml:space="preserve"> </w:t>
+      </w:r>
+      <w:hyperlink r:id="rId36">
         <w:r>
           <w:rPr>
             <w:rStyle w:val="Hyperlink"/>
@@ -2727,38 +2841,47 @@
           <w:t xml:space="preserve">https://doi.org/10.1017/S0033291706007355</w:t>
         </w:r>
       </w:hyperlink>
-    </w:p>
-    <w:bookmarkEnd w:id="36"/>
-    <w:bookmarkStart w:id="37" w:name="ref-hayesAcceptanceCommitmentTherapy1999"/>
+      <w:r>
+        <w:t xml:space="preserve">.</w:t>
+      </w:r>
+    </w:p>
+    <w:bookmarkEnd w:id="37"/>
+    <w:bookmarkStart w:id="38" w:name="ref-hayesAcceptanceCommitmentTherapy1999"/>
     <w:p>
       <w:pPr>
         <w:pStyle w:val="Bibliography"/>
       </w:pPr>
       <w:r>
-        <w:t xml:space="preserve">Hayes, S. C., Strosahl, K. D., &amp; Wilson, K. G. (1999).</w:t>
-      </w:r>
-      <w:r>
-        <w:t xml:space="preserve"> </w:t>
-      </w:r>
-      <w:r>
-        <w:rPr>
-          <w:iCs/>
-          <w:i/>
-        </w:rPr>
-        <w:t xml:space="preserve">Acceptance and commitment therapy: An experiential approach to behavior change</w:t>
-      </w:r>
-      <w:r>
-        <w:t xml:space="preserve">. Guilford Press.</w:t>
-      </w:r>
-    </w:p>
-    <w:bookmarkEnd w:id="37"/>
-    <w:bookmarkStart w:id="39" w:name="ref-kazdinMediatorsMechanismsChange2007"/>
+        <w:t xml:space="preserve">Hayes, Steven C., Kirk D. Strosahl, and Kelly G. Wilson. 1999.</w:t>
+      </w:r>
+      <w:r>
+        <w:t xml:space="preserve"> </w:t>
+      </w:r>
+      <w:r>
+        <w:rPr>
+          <w:iCs/>
+          <w:i/>
+        </w:rPr>
+        <w:t xml:space="preserve">Acceptance and Commitment Therapy: An Experiential Approach to Behavior Change</w:t>
+      </w:r>
+      <w:r>
+        <w:t xml:space="preserve">. Acceptance and Commitment Therapy: An Experiential Approach to Behavior Change. New York, NY, US: Guilford Press.</w:t>
+      </w:r>
+    </w:p>
+    <w:bookmarkEnd w:id="38"/>
+    <w:bookmarkStart w:id="40" w:name="ref-kazdinMediatorsMechanismsChange2007"/>
     <w:p>
       <w:pPr>
         <w:pStyle w:val="Bibliography"/>
       </w:pPr>
       <w:r>
-        <w:t xml:space="preserve">Kazdin, A. E. (2007). Mediators and mechanisms of change in psychotherapy research.</w:t>
+        <w:t xml:space="preserve">Kazdin, Alan E. 2007.</w:t>
+      </w:r>
+      <w:r>
+        <w:t xml:space="preserve"> </w:t>
+      </w:r>
+      <w:r>
+        <w:t xml:space="preserve">“Mediators and mechanisms of change in psychotherapy research.”</w:t>
       </w:r>
       <w:r>
         <w:t xml:space="preserve"> </w:t>
@@ -2771,25 +2894,15 @@
         <w:t xml:space="preserve">Annual Review of Clinical Psychology</w:t>
       </w:r>
       <w:r>
-        <w:t xml:space="preserve">,</w:t>
-      </w:r>
-      <w:r>
-        <w:t xml:space="preserve"> </w:t>
-      </w:r>
-      <w:r>
-        <w:rPr>
-          <w:iCs/>
-          <w:i/>
-        </w:rPr>
-        <w:t xml:space="preserve">3</w:t>
-      </w:r>
-      <w:r>
-        <w:t xml:space="preserve">, 1–27.</w:t>
-      </w:r>
-      <w:r>
-        <w:t xml:space="preserve"> </w:t>
-      </w:r>
-      <w:hyperlink r:id="rId38">
+        <w:t xml:space="preserve"> </w:t>
+      </w:r>
+      <w:r>
+        <w:t xml:space="preserve">3: 1–27.</w:t>
+      </w:r>
+      <w:r>
+        <w:t xml:space="preserve"> </w:t>
+      </w:r>
+      <w:hyperlink r:id="rId39">
         <w:r>
           <w:rPr>
             <w:rStyle w:val="Hyperlink"/>
@@ -2797,15 +2910,24 @@
           <w:t xml:space="preserve">https://doi.org/10.1146/annurev.clinpsy.3.022806.091432</w:t>
         </w:r>
       </w:hyperlink>
-    </w:p>
-    <w:bookmarkEnd w:id="39"/>
-    <w:bookmarkStart w:id="41" w:name="X46c1c9eb724a2a363774abb48413fd0adbf69ad"/>
+      <w:r>
+        <w:t xml:space="preserve">.</w:t>
+      </w:r>
+    </w:p>
+    <w:bookmarkEnd w:id="40"/>
+    <w:bookmarkStart w:id="42" w:name="X46c1c9eb724a2a363774abb48413fd0adbf69ad"/>
     <w:p>
       <w:pPr>
         <w:pStyle w:val="Bibliography"/>
       </w:pPr>
       <w:r>
-        <w:t xml:space="preserve">Raes, F., Pommier, E., Neff, K. D., &amp; Van Gucht, D. (2011). Construction and factorial validation of a short form of the Self-Compassion Scale.</w:t>
+        <w:t xml:space="preserve">Raes, Filip, Elizabeth Pommier, Kristin D. Neff, and Dinska Van Gucht. 2011.</w:t>
+      </w:r>
+      <w:r>
+        <w:t xml:space="preserve"> </w:t>
+      </w:r>
+      <w:r>
+        <w:t xml:space="preserve">“Construction and factorial validation of a short form of the Self-Compassion Scale.”</w:t>
       </w:r>
       <w:r>
         <w:t xml:space="preserve"> </w:t>
@@ -2818,25 +2940,15 @@
         <w:t xml:space="preserve">Clinical Psychology &amp; Psychotherapy</w:t>
       </w:r>
       <w:r>
-        <w:t xml:space="preserve">,</w:t>
-      </w:r>
-      <w:r>
-        <w:t xml:space="preserve"> </w:t>
-      </w:r>
-      <w:r>
-        <w:rPr>
-          <w:iCs/>
-          <w:i/>
-        </w:rPr>
-        <w:t xml:space="preserve">18</w:t>
-      </w:r>
-      <w:r>
-        <w:t xml:space="preserve">(3), 250–255.</w:t>
-      </w:r>
-      <w:r>
-        <w:t xml:space="preserve"> </w:t>
-      </w:r>
-      <w:hyperlink r:id="rId40">
+        <w:t xml:space="preserve"> </w:t>
+      </w:r>
+      <w:r>
+        <w:t xml:space="preserve">18 (3): 250–55.</w:t>
+      </w:r>
+      <w:r>
+        <w:t xml:space="preserve"> </w:t>
+      </w:r>
+      <w:hyperlink r:id="rId41">
         <w:r>
           <w:rPr>
             <w:rStyle w:val="Hyperlink"/>
@@ -2844,15 +2956,24 @@
           <w:t xml:space="preserve">https://doi.org/10.1002/cpp.702</w:t>
         </w:r>
       </w:hyperlink>
-    </w:p>
-    <w:bookmarkEnd w:id="41"/>
-    <w:bookmarkStart w:id="43" w:name="ref-rassinThoughtactionFusionCausal1999"/>
+      <w:r>
+        <w:t xml:space="preserve">.</w:t>
+      </w:r>
+    </w:p>
+    <w:bookmarkEnd w:id="42"/>
+    <w:bookmarkStart w:id="44" w:name="ref-rassinThoughtactionFusionCausal1999"/>
     <w:p>
       <w:pPr>
         <w:pStyle w:val="Bibliography"/>
       </w:pPr>
       <w:r>
-        <w:t xml:space="preserve">Rassin, E., Merckelbach, H., Muris, P., &amp; Spaan, V. (1999). Thought-action fusion as a causal factor in the development of intrusions.</w:t>
+        <w:t xml:space="preserve">Rassin, E., H. Merckelbach, P. Muris, and V. Spaan. 1999.</w:t>
+      </w:r>
+      <w:r>
+        <w:t xml:space="preserve"> </w:t>
+      </w:r>
+      <w:r>
+        <w:t xml:space="preserve">“Thought-action fusion as a causal factor in the development of intrusions.”</w:t>
       </w:r>
       <w:r>
         <w:t xml:space="preserve"> </w:t>
@@ -2865,25 +2986,15 @@
         <w:t xml:space="preserve">Behaviour Research and Therapy</w:t>
       </w:r>
       <w:r>
-        <w:t xml:space="preserve">,</w:t>
-      </w:r>
-      <w:r>
-        <w:t xml:space="preserve"> </w:t>
-      </w:r>
-      <w:r>
-        <w:rPr>
-          <w:iCs/>
-          <w:i/>
-        </w:rPr>
-        <w:t xml:space="preserve">37</w:t>
-      </w:r>
-      <w:r>
-        <w:t xml:space="preserve">(3), 231–237.</w:t>
-      </w:r>
-      <w:r>
-        <w:t xml:space="preserve"> </w:t>
-      </w:r>
-      <w:hyperlink r:id="rId42">
+        <w:t xml:space="preserve"> </w:t>
+      </w:r>
+      <w:r>
+        <w:t xml:space="preserve">37 (3): 231–37.</w:t>
+      </w:r>
+      <w:r>
+        <w:t xml:space="preserve"> </w:t>
+      </w:r>
+      <w:hyperlink r:id="rId43">
         <w:r>
           <w:rPr>
             <w:rStyle w:val="Hyperlink"/>
@@ -2891,15 +3002,24 @@
           <w:t xml:space="preserve">https://doi.org/10.1016/s0005-7967(98)00140-5</w:t>
         </w:r>
       </w:hyperlink>
-    </w:p>
-    <w:bookmarkEnd w:id="43"/>
-    <w:bookmarkStart w:id="45" w:name="Xaec84f9c77cdbd42034d8c720b2484a0fed6bc3"/>
+      <w:r>
+        <w:t xml:space="preserve">.</w:t>
+      </w:r>
+    </w:p>
+    <w:bookmarkEnd w:id="44"/>
+    <w:bookmarkStart w:id="46" w:name="Xaec84f9c77cdbd42034d8c720b2484a0fed6bc3"/>
     <w:p>
       <w:pPr>
         <w:pStyle w:val="Bibliography"/>
       </w:pPr>
       <w:r>
-        <w:t xml:space="preserve">Shafran, R., Thordarson, D. S., &amp; Rachman, S. (1996). Thought-action fusion in obsessive compulsive disorder.</w:t>
+        <w:t xml:space="preserve">Shafran, Roz, Dana S. Thordarson, and S. Rachman. 1996.</w:t>
+      </w:r>
+      <w:r>
+        <w:t xml:space="preserve"> </w:t>
+      </w:r>
+      <w:r>
+        <w:t xml:space="preserve">“Thought-Action Fusion in Obsessive Compulsive Disorder.”</w:t>
       </w:r>
       <w:r>
         <w:t xml:space="preserve"> </w:t>
@@ -2912,25 +3032,15 @@
         <w:t xml:space="preserve">Journal of Anxiety Disorders</w:t>
       </w:r>
       <w:r>
-        <w:t xml:space="preserve">,</w:t>
-      </w:r>
-      <w:r>
-        <w:t xml:space="preserve"> </w:t>
-      </w:r>
-      <w:r>
-        <w:rPr>
-          <w:iCs/>
-          <w:i/>
-        </w:rPr>
-        <w:t xml:space="preserve">10</w:t>
-      </w:r>
-      <w:r>
-        <w:t xml:space="preserve">(5), 379–391.</w:t>
-      </w:r>
-      <w:r>
-        <w:t xml:space="preserve"> </w:t>
-      </w:r>
-      <w:hyperlink r:id="rId44">
+        <w:t xml:space="preserve"> </w:t>
+      </w:r>
+      <w:r>
+        <w:t xml:space="preserve">10 (5): 379–91.</w:t>
+      </w:r>
+      <w:r>
+        <w:t xml:space="preserve"> </w:t>
+      </w:r>
+      <w:hyperlink r:id="rId45">
         <w:r>
           <w:rPr>
             <w:rStyle w:val="Hyperlink"/>
@@ -2938,15 +3048,24 @@
           <w:t xml:space="preserve">https://doi.org/10.1016/0887-6185(96)00018-7</w:t>
         </w:r>
       </w:hyperlink>
-    </w:p>
-    <w:bookmarkEnd w:id="45"/>
-    <w:bookmarkStart w:id="47" w:name="ref-simonsDistressToleranceScale2005"/>
+      <w:r>
+        <w:t xml:space="preserve">.</w:t>
+      </w:r>
+    </w:p>
+    <w:bookmarkEnd w:id="46"/>
+    <w:bookmarkStart w:id="48" w:name="ref-simonsDistressToleranceScale2005"/>
     <w:p>
       <w:pPr>
         <w:pStyle w:val="Bibliography"/>
       </w:pPr>
       <w:r>
-        <w:t xml:space="preserve">Simons, J. S., &amp; Gaher, R. M. (2005). The Distress Tolerance Scale: Development and Validation of a Self-Report Measure.</w:t>
+        <w:t xml:space="preserve">Simons, Jeffrey S., and Raluca M. Gaher. 2005.</w:t>
+      </w:r>
+      <w:r>
+        <w:t xml:space="preserve"> </w:t>
+      </w:r>
+      <w:r>
+        <w:t xml:space="preserve">“The Distress Tolerance Scale: Development and Validation of a Self-Report Measure.”</w:t>
       </w:r>
       <w:r>
         <w:t xml:space="preserve"> </w:t>
@@ -2959,25 +3078,15 @@
         <w:t xml:space="preserve">Motivation and Emotion</w:t>
       </w:r>
       <w:r>
-        <w:t xml:space="preserve">,</w:t>
-      </w:r>
-      <w:r>
-        <w:t xml:space="preserve"> </w:t>
-      </w:r>
-      <w:r>
-        <w:rPr>
-          <w:iCs/>
-          <w:i/>
-        </w:rPr>
-        <w:t xml:space="preserve">29</w:t>
-      </w:r>
-      <w:r>
-        <w:t xml:space="preserve">(2), 83–102.</w:t>
-      </w:r>
-      <w:r>
-        <w:t xml:space="preserve"> </w:t>
-      </w:r>
-      <w:hyperlink r:id="rId46">
+        <w:t xml:space="preserve"> </w:t>
+      </w:r>
+      <w:r>
+        <w:t xml:space="preserve">29 (2): 83–102.</w:t>
+      </w:r>
+      <w:r>
+        <w:t xml:space="preserve"> </w:t>
+      </w:r>
+      <w:hyperlink r:id="rId47">
         <w:r>
           <w:rPr>
             <w:rStyle w:val="Hyperlink"/>
@@ -2985,36 +3094,36 @@
           <w:t xml:space="preserve">https://doi.org/10.1007/s11031-005-7955-3</w:t>
         </w:r>
       </w:hyperlink>
-    </w:p>
-    <w:bookmarkEnd w:id="47"/>
-    <w:bookmarkStart w:id="49" w:name="ref-sloanWrittenExposureTherapy2019"/>
+      <w:r>
+        <w:t xml:space="preserve">.</w:t>
+      </w:r>
+    </w:p>
+    <w:bookmarkEnd w:id="48"/>
+    <w:bookmarkStart w:id="50" w:name="ref-sloanWrittenExposureTherapy2019"/>
     <w:p>
       <w:pPr>
         <w:pStyle w:val="Bibliography"/>
       </w:pPr>
       <w:r>
-        <w:t xml:space="preserve">Sloan, D. M., &amp; Marx, B. P. (2019).</w:t>
-      </w:r>
-      <w:r>
-        <w:t xml:space="preserve"> </w:t>
-      </w:r>
-      <w:r>
-        <w:rPr>
-          <w:iCs/>
-          <w:i/>
-        </w:rPr>
-        <w:t xml:space="preserve">Written exposure therapy for PTSD: A brief treatment approach for mental health professionals</w:t>
-      </w:r>
-      <w:r>
-        <w:t xml:space="preserve"> </w:t>
-      </w:r>
-      <w:r>
-        <w:t xml:space="preserve">(pp. xiii, 115). American Psychological Association.</w:t>
-      </w:r>
-      <w:r>
-        <w:t xml:space="preserve"> </w:t>
-      </w:r>
-      <w:hyperlink r:id="rId48">
+        <w:t xml:space="preserve">Sloan, Denise M., and Brian P. Marx. 2019.</w:t>
+      </w:r>
+      <w:r>
+        <w:t xml:space="preserve"> </w:t>
+      </w:r>
+      <w:r>
+        <w:rPr>
+          <w:iCs/>
+          <w:i/>
+        </w:rPr>
+        <w:t xml:space="preserve">Written Exposure Therapy for PTSD: A Brief Treatment Approach for Mental Health Professionals</w:t>
+      </w:r>
+      <w:r>
+        <w:t xml:space="preserve">. Written Exposure Therapy for PTSD: A Brief Treatment Approach for Mental Health Professionals. Washington, DC, US: American Psychological Association.</w:t>
+      </w:r>
+      <w:r>
+        <w:t xml:space="preserve"> </w:t>
+      </w:r>
+      <w:hyperlink r:id="rId49">
         <w:r>
           <w:rPr>
             <w:rStyle w:val="Hyperlink"/>
@@ -3022,15 +3131,24 @@
           <w:t xml:space="preserve">https://doi.org/10.1037/0000139-000</w:t>
         </w:r>
       </w:hyperlink>
-    </w:p>
-    <w:bookmarkEnd w:id="49"/>
-    <w:bookmarkStart w:id="51" w:name="X0b33497bea894be733ae39170a2e6a2f7ae8eaa"/>
+      <w:r>
+        <w:t xml:space="preserve">.</w:t>
+      </w:r>
+    </w:p>
+    <w:bookmarkEnd w:id="50"/>
+    <w:bookmarkStart w:id="52" w:name="X0b33497bea894be733ae39170a2e6a2f7ae8eaa"/>
     <w:p>
       <w:pPr>
         <w:pStyle w:val="Bibliography"/>
       </w:pPr>
       <w:r>
-        <w:t xml:space="preserve">Thompson-Hollands, J., Farchione, T. J., &amp; Barlow, D. H. (2013). Thought-action fusion across anxiety disorder diagnoses: Specificity and treatment effects.</w:t>
+        <w:t xml:space="preserve">Thompson-Hollands, Johanna, Todd J. Farchione, and David H. Barlow. 2013.</w:t>
+      </w:r>
+      <w:r>
+        <w:t xml:space="preserve"> </w:t>
+      </w:r>
+      <w:r>
+        <w:t xml:space="preserve">“Thought-Action Fusion Across Anxiety Disorder Diagnoses: Specificity and Treatment Effects.”</w:t>
       </w:r>
       <w:r>
         <w:t xml:space="preserve"> </w:t>
@@ -3043,25 +3161,15 @@
         <w:t xml:space="preserve">The Journal of Nervous and Mental Disease</w:t>
       </w:r>
       <w:r>
-        <w:t xml:space="preserve">,</w:t>
-      </w:r>
-      <w:r>
-        <w:t xml:space="preserve"> </w:t>
-      </w:r>
-      <w:r>
-        <w:rPr>
-          <w:iCs/>
-          <w:i/>
-        </w:rPr>
-        <w:t xml:space="preserve">201</w:t>
-      </w:r>
-      <w:r>
-        <w:t xml:space="preserve">(5), 407–413.</w:t>
-      </w:r>
-      <w:r>
-        <w:t xml:space="preserve"> </w:t>
-      </w:r>
-      <w:hyperlink r:id="rId50">
+        <w:t xml:space="preserve"> </w:t>
+      </w:r>
+      <w:r>
+        <w:t xml:space="preserve">201 (5): 407–13.</w:t>
+      </w:r>
+      <w:r>
+        <w:t xml:space="preserve"> </w:t>
+      </w:r>
+      <w:hyperlink r:id="rId51">
         <w:r>
           <w:rPr>
             <w:rStyle w:val="Hyperlink"/>
@@ -3069,15 +3177,24 @@
           <w:t xml:space="preserve">https://doi.org/10.1097/NMD.0b013e31828e102c</w:t>
         </w:r>
       </w:hyperlink>
-    </w:p>
-    <w:bookmarkEnd w:id="51"/>
-    <w:bookmarkStart w:id="53" w:name="ref-wellsShortFormMetacognitions2004"/>
+      <w:r>
+        <w:t xml:space="preserve">.</w:t>
+      </w:r>
+    </w:p>
+    <w:bookmarkEnd w:id="52"/>
+    <w:bookmarkStart w:id="54" w:name="ref-wellsShortFormMetacognitions2004"/>
     <w:p>
       <w:pPr>
         <w:pStyle w:val="Bibliography"/>
       </w:pPr>
       <w:r>
-        <w:t xml:space="preserve">Wells, A., &amp; Cartwright-Hatton, S. (2004). A short form of the metacognitions questionnaire: properties of the MCQ-30.</w:t>
+        <w:t xml:space="preserve">Wells, A., and Sam Cartwright-Hatton. 2004.</w:t>
+      </w:r>
+      <w:r>
+        <w:t xml:space="preserve"> </w:t>
+      </w:r>
+      <w:r>
+        <w:t xml:space="preserve">“A short form of the metacognitions questionnaire: properties of the MCQ-30.”</w:t>
       </w:r>
       <w:r>
         <w:t xml:space="preserve"> </w:t>
@@ -3090,25 +3207,15 @@
         <w:t xml:space="preserve">Behaviour Research and Therapy</w:t>
       </w:r>
       <w:r>
-        <w:t xml:space="preserve">,</w:t>
-      </w:r>
-      <w:r>
-        <w:t xml:space="preserve"> </w:t>
-      </w:r>
-      <w:r>
-        <w:rPr>
-          <w:iCs/>
-          <w:i/>
-        </w:rPr>
-        <w:t xml:space="preserve">42</w:t>
-      </w:r>
-      <w:r>
-        <w:t xml:space="preserve">(4), 385–396.</w:t>
-      </w:r>
-      <w:r>
-        <w:t xml:space="preserve"> </w:t>
-      </w:r>
-      <w:hyperlink r:id="rId52">
+        <w:t xml:space="preserve"> </w:t>
+      </w:r>
+      <w:r>
+        <w:t xml:space="preserve">42 (4): 385–96.</w:t>
+      </w:r>
+      <w:r>
+        <w:t xml:space="preserve"> </w:t>
+      </w:r>
+      <w:hyperlink r:id="rId53">
         <w:r>
           <w:rPr>
             <w:rStyle w:val="Hyperlink"/>
@@ -3116,31 +3223,8 @@
           <w:t xml:space="preserve">https://doi.org/10.1016/S0005-7967(03)00147-5</w:t>
         </w:r>
       </w:hyperlink>
-    </w:p>
-    <w:bookmarkEnd w:id="53"/>
-    <w:bookmarkStart w:id="54" w:name="ref-zlotnickCoreThreatStructured2025"/>
-    <w:p>
-      <w:pPr>
-        <w:pStyle w:val="Bibliography"/>
-      </w:pPr>
-      <w:r>
-        <w:t xml:space="preserve">Zlotnick, E., &amp; Huppert, J. D. (2025a).</w:t>
-      </w:r>
-      <w:r>
-        <w:t xml:space="preserve"> </w:t>
-      </w:r>
-      <w:r>
-        <w:rPr>
-          <w:iCs/>
-          <w:i/>
-        </w:rPr>
-        <w:t xml:space="preserve">The Core Threat Structured Interview: Pyschoemetrics and Phenomenology</w:t>
-      </w:r>
-      <w:r>
-        <w:t xml:space="preserve"> </w:t>
-      </w:r>
-      <w:r>
-        <w:t xml:space="preserve">[Paper submitted for publication].</w:t>
+      <w:r>
+        <w:t xml:space="preserve">.</w:t>
       </w:r>
     </w:p>
     <w:bookmarkEnd w:id="54"/>
@@ -3150,7 +3234,13 @@
         <w:pStyle w:val="Bibliography"/>
       </w:pPr>
       <w:r>
-        <w:t xml:space="preserve">Zlotnick, E., &amp; Huppert, J. D. (2025b). The motivational anatomy of fear: A closer look at core threats.</w:t>
+        <w:t xml:space="preserve">Zlotnick, Elad, and Jonathan D. Huppert. 2025.</w:t>
+      </w:r>
+      <w:r>
+        <w:t xml:space="preserve"> </w:t>
+      </w:r>
+      <w:r>
+        <w:t xml:space="preserve">“The Motivational Anatomy of Fear: A Closer Look at Core Threats.”</w:t>
       </w:r>
       <w:r>
         <w:t xml:space="preserve"> </w:t>
@@ -3163,20 +3253,10 @@
         <w:t xml:space="preserve">Clinical Psychology Review</w:t>
       </w:r>
       <w:r>
-        <w:t xml:space="preserve">,</w:t>
-      </w:r>
-      <w:r>
-        <w:t xml:space="preserve"> </w:t>
-      </w:r>
-      <w:r>
-        <w:rPr>
-          <w:iCs/>
-          <w:i/>
-        </w:rPr>
-        <w:t xml:space="preserve">122</w:t>
-      </w:r>
-      <w:r>
-        <w:t xml:space="preserve">, 102655.</w:t>
+        <w:t xml:space="preserve"> </w:t>
+      </w:r>
+      <w:r>
+        <w:t xml:space="preserve">122 (December): 102655.</w:t>
       </w:r>
       <w:r>
         <w:t xml:space="preserve"> </w:t>
@@ -3189,11 +3269,36 @@
           <w:t xml:space="preserve">https://doi.org/10.1016/j.cpr.2025.102655</w:t>
         </w:r>
       </w:hyperlink>
+      <w:r>
+        <w:t xml:space="preserve">.</w:t>
+      </w:r>
     </w:p>
     <w:bookmarkEnd w:id="56"/>
+    <w:bookmarkStart w:id="57" w:name="ref-zlotnickCoreThreatStructured2026"/>
+    <w:p>
+      <w:pPr>
+        <w:pStyle w:val="Bibliography"/>
+      </w:pPr>
+      <w:r>
+        <w:t xml:space="preserve">———. 2026.</w:t>
+      </w:r>
+      <w:r>
+        <w:t xml:space="preserve"> </w:t>
+      </w:r>
+      <w:r>
+        <w:t xml:space="preserve">“The Core Threat Structured Interview: Pyschoemetrics and Phenomenology.”</w:t>
+      </w:r>
+      <w:r>
+        <w:t xml:space="preserve"> </w:t>
+      </w:r>
+      <w:r>
+        <w:t xml:space="preserve">Manuscript under review.</w:t>
+      </w:r>
+    </w:p>
     <w:bookmarkEnd w:id="57"/>
     <w:bookmarkEnd w:id="58"/>
     <w:bookmarkEnd w:id="59"/>
+    <w:bookmarkEnd w:id="60"/>
     <w:sectPr/>
   </w:body>
 </w:document>
